--- a/viva/viva_notes.docx
+++ b/viva/viva_notes.docx
@@ -45,22 +45,51 @@
         </w:numPr>
       </w:pPr>
       <w:r>
-        <w:t xml:space="preserve">Why did you only perform ORA during target-gene </w:t>
+        <w:t xml:space="preserve">Why did you only perform ORA during target-gene enrichment but you performed ORA and miRNA-SEA at miRNA-level? </w:t>
       </w:r>
-      <w:proofErr w:type="gramStart"/>
-      <w:r>
-        <w:t>enrichment</w:t>
-      </w:r>
-      <w:proofErr w:type="gramEnd"/>
-      <w:r>
-        <w:t xml:space="preserve"> but you performed ORA and miRNA-SEA at miRNA-level? </w:t>
-      </w:r>
+    </w:p>
+    <w:p>
+      <w:pPr>
+        <w:pStyle w:val="ListParagraph"/>
+        <w:numPr>
+          <w:ilvl w:val="1"/>
+          <w:numId w:val="5"/>
+        </w:numPr>
+      </w:pPr>
       <w:r>
         <w:rPr>
           <w:b/>
           <w:bCs/>
         </w:rPr>
         <w:t>Could have used gsePathway()…</w:t>
+      </w:r>
+    </w:p>
+    <w:p>
+      <w:pPr>
+        <w:pStyle w:val="ListParagraph"/>
+        <w:numPr>
+          <w:ilvl w:val="0"/>
+          <w:numId w:val="5"/>
+        </w:numPr>
+      </w:pPr>
+      <w:r>
+        <w:t>What would you do in the future, given more time and/or money?</w:t>
+      </w:r>
+    </w:p>
+    <w:p>
+      <w:pPr>
+        <w:pStyle w:val="ListParagraph"/>
+        <w:numPr>
+          <w:ilvl w:val="1"/>
+          <w:numId w:val="5"/>
+        </w:numPr>
+      </w:pPr>
+      <w:r>
+        <w:rPr>
+          <w:b/>
+          <w:bCs/>
+        </w:rPr>
+        <w:t>Could look at detecting different types of small rna species e.g., what tamirna does in their reads classification table</w:t>
       </w:r>
     </w:p>
     <w:sectPr>
@@ -540,7 +569,7 @@
         <w:ind w:left="720" w:hanging="360"/>
       </w:pPr>
     </w:lvl>
-    <w:lvl w:ilvl="1" w:tplc="08090019" w:tentative="1">
+    <w:lvl w:ilvl="1" w:tplc="08090019">
       <w:start w:val="1"/>
       <w:numFmt w:val="lowerLetter"/>
       <w:lvlText w:val="%2."/>

--- a/viva/viva_notes.docx
+++ b/viva/viva_notes.docx
@@ -24,6 +24,30 @@
       </w:pPr>
       <w:r>
         <w:t>Look at the viva notes from lecture 3</w:t>
+      </w:r>
+    </w:p>
+    <w:p>
+      <w:pPr>
+        <w:pStyle w:val="ListParagraph"/>
+        <w:numPr>
+          <w:ilvl w:val="0"/>
+          <w:numId w:val="3"/>
+        </w:numPr>
+      </w:pPr>
+      <w:r>
+        <w:t>Unlike much proprietary software, this pipeline allows any user to reproduce it without requiring paid access.</w:t>
+      </w:r>
+    </w:p>
+    <w:p>
+      <w:pPr>
+        <w:pStyle w:val="ListParagraph"/>
+        <w:numPr>
+          <w:ilvl w:val="0"/>
+          <w:numId w:val="3"/>
+        </w:numPr>
+      </w:pPr>
+      <w:r>
+        <w:t>Furthermore, miRNAs can target huge numbers of genes, many of which may not be relevant within the biological context and act as noise for pathway enrichment analysis, reducing statistical power and increasing Type 1 errors [reference].</w:t>
       </w:r>
     </w:p>
     <w:p/>
@@ -45,7 +69,15 @@
         </w:numPr>
       </w:pPr>
       <w:r>
-        <w:t xml:space="preserve">Why did you only perform ORA during target-gene enrichment but you performed ORA and miRNA-SEA at miRNA-level? </w:t>
+        <w:t xml:space="preserve">Why did you only perform ORA during target-gene </w:t>
+      </w:r>
+      <w:proofErr w:type="gramStart"/>
+      <w:r>
+        <w:t>enrichment</w:t>
+      </w:r>
+      <w:proofErr w:type="gramEnd"/>
+      <w:r>
+        <w:t xml:space="preserve"> but you performed ORA and miRNA-SEA at miRNA-level? </w:t>
       </w:r>
     </w:p>
     <w:p>
@@ -61,7 +93,32 @@
           <w:b/>
           <w:bCs/>
         </w:rPr>
-        <w:t>Could have used gsePathway()…</w:t>
+        <w:t xml:space="preserve">Could have used </w:t>
+      </w:r>
+      <w:proofErr w:type="spellStart"/>
+      <w:proofErr w:type="gramStart"/>
+      <w:r>
+        <w:rPr>
+          <w:b/>
+          <w:bCs/>
+        </w:rPr>
+        <w:t>gsePathway</w:t>
+      </w:r>
+      <w:proofErr w:type="spellEnd"/>
+      <w:r>
+        <w:rPr>
+          <w:b/>
+          <w:bCs/>
+        </w:rPr>
+        <w:t>(</w:t>
+      </w:r>
+      <w:proofErr w:type="gramEnd"/>
+      <w:r>
+        <w:rPr>
+          <w:b/>
+          <w:bCs/>
+        </w:rPr>
+        <w:t>)…</w:t>
       </w:r>
     </w:p>
     <w:p>
@@ -89,7 +146,55 @@
           <w:b/>
           <w:bCs/>
         </w:rPr>
-        <w:t>Could look at detecting different types of small rna species e.g., what tamirna does in their reads classification table</w:t>
+        <w:t xml:space="preserve">Could look at detecting different types of small </w:t>
+      </w:r>
+      <w:proofErr w:type="spellStart"/>
+      <w:r>
+        <w:rPr>
+          <w:b/>
+          <w:bCs/>
+        </w:rPr>
+        <w:t>rna</w:t>
+      </w:r>
+      <w:proofErr w:type="spellEnd"/>
+      <w:r>
+        <w:rPr>
+          <w:b/>
+          <w:bCs/>
+        </w:rPr>
+        <w:t xml:space="preserve"> species e.g., what </w:t>
+      </w:r>
+      <w:proofErr w:type="spellStart"/>
+      <w:r>
+        <w:rPr>
+          <w:b/>
+          <w:bCs/>
+        </w:rPr>
+        <w:t>tamirna</w:t>
+      </w:r>
+      <w:proofErr w:type="spellEnd"/>
+      <w:r>
+        <w:rPr>
+          <w:b/>
+          <w:bCs/>
+        </w:rPr>
+        <w:t xml:space="preserve"> does in their </w:t>
+      </w:r>
+      <w:proofErr w:type="gramStart"/>
+      <w:r>
+        <w:rPr>
+          <w:b/>
+          <w:bCs/>
+        </w:rPr>
+        <w:t>reads</w:t>
+      </w:r>
+      <w:proofErr w:type="gramEnd"/>
+      <w:r>
+        <w:rPr>
+          <w:b/>
+          <w:bCs/>
+        </w:rPr>
+        <w:t xml:space="preserve"> classification table</w:t>
       </w:r>
     </w:p>
     <w:sectPr>

--- a/viva/viva_notes.docx
+++ b/viva/viva_notes.docx
@@ -69,15 +69,7 @@
         </w:numPr>
       </w:pPr>
       <w:r>
-        <w:t xml:space="preserve">Why did you only perform ORA during target-gene </w:t>
-      </w:r>
-      <w:proofErr w:type="gramStart"/>
-      <w:r>
-        <w:t>enrichment</w:t>
-      </w:r>
-      <w:proofErr w:type="gramEnd"/>
-      <w:r>
-        <w:t xml:space="preserve"> but you performed ORA and miRNA-SEA at miRNA-level? </w:t>
+        <w:t xml:space="preserve">Why did you only perform ORA during target-gene enrichment but you performed ORA and miRNA-SEA at miRNA-level? </w:t>
       </w:r>
     </w:p>
     <w:p>
@@ -93,108 +85,35 @@
           <w:b/>
           <w:bCs/>
         </w:rPr>
-        <w:t xml:space="preserve">Could have used </w:t>
+        <w:t>Could have used gsePathway()…</w:t>
       </w:r>
-      <w:proofErr w:type="spellStart"/>
-      <w:proofErr w:type="gramStart"/>
+    </w:p>
+    <w:p>
+      <w:pPr>
+        <w:pStyle w:val="ListParagraph"/>
+        <w:numPr>
+          <w:ilvl w:val="0"/>
+          <w:numId w:val="5"/>
+        </w:numPr>
+      </w:pPr>
+      <w:r>
+        <w:t>What would you do in the future, given more time and/or money?</w:t>
+      </w:r>
+    </w:p>
+    <w:p>
+      <w:pPr>
+        <w:pStyle w:val="ListParagraph"/>
+        <w:numPr>
+          <w:ilvl w:val="1"/>
+          <w:numId w:val="5"/>
+        </w:numPr>
+      </w:pPr>
       <w:r>
         <w:rPr>
           <w:b/>
           <w:bCs/>
         </w:rPr>
-        <w:t>gsePathway</w:t>
-      </w:r>
-      <w:proofErr w:type="spellEnd"/>
-      <w:r>
-        <w:rPr>
-          <w:b/>
-          <w:bCs/>
-        </w:rPr>
-        <w:t>(</w:t>
-      </w:r>
-      <w:proofErr w:type="gramEnd"/>
-      <w:r>
-        <w:rPr>
-          <w:b/>
-          <w:bCs/>
-        </w:rPr>
-        <w:t>)…</w:t>
-      </w:r>
-    </w:p>
-    <w:p>
-      <w:pPr>
-        <w:pStyle w:val="ListParagraph"/>
-        <w:numPr>
-          <w:ilvl w:val="0"/>
-          <w:numId w:val="5"/>
-        </w:numPr>
-      </w:pPr>
-      <w:r>
-        <w:t>What would you do in the future, given more time and/or money?</w:t>
-      </w:r>
-    </w:p>
-    <w:p>
-      <w:pPr>
-        <w:pStyle w:val="ListParagraph"/>
-        <w:numPr>
-          <w:ilvl w:val="1"/>
-          <w:numId w:val="5"/>
-        </w:numPr>
-      </w:pPr>
-      <w:r>
-        <w:rPr>
-          <w:b/>
-          <w:bCs/>
-        </w:rPr>
-        <w:t xml:space="preserve">Could look at detecting different types of small </w:t>
-      </w:r>
-      <w:proofErr w:type="spellStart"/>
-      <w:r>
-        <w:rPr>
-          <w:b/>
-          <w:bCs/>
-        </w:rPr>
-        <w:t>rna</w:t>
-      </w:r>
-      <w:proofErr w:type="spellEnd"/>
-      <w:r>
-        <w:rPr>
-          <w:b/>
-          <w:bCs/>
-        </w:rPr>
-        <w:t xml:space="preserve"> species e.g., what </w:t>
-      </w:r>
-      <w:proofErr w:type="spellStart"/>
-      <w:r>
-        <w:rPr>
-          <w:b/>
-          <w:bCs/>
-        </w:rPr>
-        <w:t>tamirna</w:t>
-      </w:r>
-      <w:proofErr w:type="spellEnd"/>
-      <w:r>
-        <w:rPr>
-          <w:b/>
-          <w:bCs/>
-        </w:rPr>
-        <w:t xml:space="preserve"> does in their </w:t>
-      </w:r>
-      <w:proofErr w:type="gramStart"/>
-      <w:r>
-        <w:rPr>
-          <w:b/>
-          <w:bCs/>
-        </w:rPr>
-        <w:t>reads</w:t>
-      </w:r>
-      <w:proofErr w:type="gramEnd"/>
-      <w:r>
-        <w:rPr>
-          <w:b/>
-          <w:bCs/>
-        </w:rPr>
-        <w:t xml:space="preserve"> classification table</w:t>
+        <w:t>Could look at detecting different types of small rna species e.g., what tamirna does in their reads classification table</w:t>
       </w:r>
     </w:p>
     <w:sectPr>

--- a/viva/viva_notes.docx
+++ b/viva/viva_notes.docx
@@ -5,6 +5,176 @@
     <w:p>
       <w:pPr>
         <w:ind w:left="720" w:hanging="360"/>
+        <w:rPr>
+          <w:b/>
+          <w:bCs/>
+        </w:rPr>
+      </w:pPr>
+      <w:r>
+        <w:rPr>
+          <w:b/>
+          <w:bCs/>
+        </w:rPr>
+        <w:t>Notes from lecture 3</w:t>
+      </w:r>
+    </w:p>
+    <w:p>
+      <w:pPr>
+        <w:pStyle w:val="ListParagraph"/>
+        <w:numPr>
+          <w:ilvl w:val="0"/>
+          <w:numId w:val="6"/>
+        </w:numPr>
+      </w:pPr>
+      <w:r>
+        <w:t>Re-read the thesis a few times (e.g., a few weeks after submission) and make notes of things that you could be asked questions on</w:t>
+      </w:r>
+    </w:p>
+    <w:p>
+      <w:pPr>
+        <w:pStyle w:val="ListParagraph"/>
+        <w:numPr>
+          <w:ilvl w:val="0"/>
+          <w:numId w:val="6"/>
+        </w:numPr>
+      </w:pPr>
+      <w:r>
+        <w:t>Bring copy of thesis with me. It can be electronic. They will make references to things based on page number</w:t>
+      </w:r>
+    </w:p>
+    <w:p>
+      <w:pPr>
+        <w:pStyle w:val="ListParagraph"/>
+        <w:numPr>
+          <w:ilvl w:val="0"/>
+          <w:numId w:val="6"/>
+        </w:numPr>
+      </w:pPr>
+      <w:r>
+        <w:t>Example questions on lecture slides</w:t>
+      </w:r>
+    </w:p>
+    <w:p>
+      <w:pPr>
+        <w:pStyle w:val="ListParagraph"/>
+        <w:numPr>
+          <w:ilvl w:val="1"/>
+          <w:numId w:val="6"/>
+        </w:numPr>
+      </w:pPr>
+      <w:r>
+        <w:t>Limits to data collection can be high money cost</w:t>
+      </w:r>
+    </w:p>
+    <w:p>
+      <w:pPr>
+        <w:pStyle w:val="ListParagraph"/>
+        <w:numPr>
+          <w:ilvl w:val="1"/>
+          <w:numId w:val="6"/>
+        </w:numPr>
+      </w:pPr>
+      <w:r>
+        <w:t xml:space="preserve">One common last question is ‘if you have more money and time what </w:t>
+      </w:r>
+      <w:proofErr w:type="gramStart"/>
+      <w:r>
+        <w:t>would you</w:t>
+      </w:r>
+      <w:proofErr w:type="gramEnd"/>
+      <w:r>
+        <w:t xml:space="preserve"> do next?’ and ‘is your research useful to someone else?’</w:t>
+      </w:r>
+    </w:p>
+    <w:p>
+      <w:pPr>
+        <w:pStyle w:val="ListParagraph"/>
+        <w:numPr>
+          <w:ilvl w:val="0"/>
+          <w:numId w:val="6"/>
+        </w:numPr>
+      </w:pPr>
+      <w:r>
+        <w:t>Can ask them to repeat the question</w:t>
+      </w:r>
+    </w:p>
+    <w:p>
+      <w:pPr>
+        <w:pStyle w:val="ListParagraph"/>
+        <w:numPr>
+          <w:ilvl w:val="0"/>
+          <w:numId w:val="6"/>
+        </w:numPr>
+      </w:pPr>
+      <w:r>
+        <w:t>Tips for presentation in lecture slides</w:t>
+      </w:r>
+    </w:p>
+    <w:p>
+      <w:pPr>
+        <w:pStyle w:val="ListParagraph"/>
+        <w:numPr>
+          <w:ilvl w:val="0"/>
+          <w:numId w:val="6"/>
+        </w:numPr>
+      </w:pPr>
+      <w:r>
+        <w:t>Use a mouse or pointer to indicate important things about figures (could also just circle important bits)</w:t>
+      </w:r>
+    </w:p>
+    <w:p>
+      <w:pPr>
+        <w:pStyle w:val="ListParagraph"/>
+        <w:numPr>
+          <w:ilvl w:val="0"/>
+          <w:numId w:val="6"/>
+        </w:numPr>
+      </w:pPr>
+      <w:r>
+        <w:t>Bring backup pdf version</w:t>
+      </w:r>
+    </w:p>
+    <w:p>
+      <w:pPr>
+        <w:pStyle w:val="ListParagraph"/>
+        <w:numPr>
+          <w:ilvl w:val="0"/>
+          <w:numId w:val="6"/>
+        </w:numPr>
+      </w:pPr>
+      <w:r>
+        <w:t xml:space="preserve">Can test the </w:t>
+      </w:r>
+      <w:proofErr w:type="spellStart"/>
+      <w:r>
+        <w:t>powerpoint</w:t>
+      </w:r>
+      <w:proofErr w:type="spellEnd"/>
+      <w:r>
+        <w:t xml:space="preserve"> in the room before the presentation date</w:t>
+      </w:r>
+    </w:p>
+    <w:p>
+      <w:pPr>
+        <w:pStyle w:val="ListParagraph"/>
+        <w:numPr>
+          <w:ilvl w:val="0"/>
+          <w:numId w:val="6"/>
+        </w:numPr>
+      </w:pPr>
+      <w:r>
+        <w:t>Conclusion / key takeaways slide at end is very important</w:t>
+      </w:r>
+    </w:p>
+    <w:p>
+      <w:pPr>
+        <w:pStyle w:val="ListParagraph"/>
+        <w:ind w:left="1080"/>
+      </w:pPr>
+    </w:p>
+    <w:p>
+      <w:pPr>
+        <w:ind w:left="720" w:hanging="360"/>
       </w:pPr>
       <w:r>
         <w:rPr>
@@ -50,6 +220,15 @@
         <w:t>Furthermore, miRNAs can target huge numbers of genes, many of which may not be relevant within the biological context and act as noise for pathway enrichment analysis, reducing statistical power and increasing Type 1 errors [reference].</w:t>
       </w:r>
     </w:p>
+    <w:p>
+      <w:pPr>
+        <w:pStyle w:val="ListParagraph"/>
+        <w:numPr>
+          <w:ilvl w:val="0"/>
+          <w:numId w:val="3"/>
+        </w:numPr>
+      </w:pPr>
+    </w:p>
     <w:p/>
     <w:p>
       <w:r>
@@ -69,7 +248,15 @@
         </w:numPr>
       </w:pPr>
       <w:r>
-        <w:t xml:space="preserve">Why did you only perform ORA during target-gene enrichment but you performed ORA and miRNA-SEA at miRNA-level? </w:t>
+        <w:t xml:space="preserve">Why did you only perform ORA during target-gene </w:t>
+      </w:r>
+      <w:proofErr w:type="gramStart"/>
+      <w:r>
+        <w:t>enrichment</w:t>
+      </w:r>
+      <w:proofErr w:type="gramEnd"/>
+      <w:r>
+        <w:t xml:space="preserve"> but you performed ORA and miRNA-SEA at miRNA-level? </w:t>
       </w:r>
     </w:p>
     <w:p>
@@ -85,7 +272,32 @@
           <w:b/>
           <w:bCs/>
         </w:rPr>
-        <w:t>Could have used gsePathway()…</w:t>
+        <w:t xml:space="preserve">Could have used </w:t>
+      </w:r>
+      <w:proofErr w:type="spellStart"/>
+      <w:proofErr w:type="gramStart"/>
+      <w:r>
+        <w:rPr>
+          <w:b/>
+          <w:bCs/>
+        </w:rPr>
+        <w:t>gsePathway</w:t>
+      </w:r>
+      <w:proofErr w:type="spellEnd"/>
+      <w:r>
+        <w:rPr>
+          <w:b/>
+          <w:bCs/>
+        </w:rPr>
+        <w:t>(</w:t>
+      </w:r>
+      <w:proofErr w:type="gramEnd"/>
+      <w:r>
+        <w:rPr>
+          <w:b/>
+          <w:bCs/>
+        </w:rPr>
+        <w:t>)…</w:t>
       </w:r>
     </w:p>
     <w:p>
@@ -113,7 +325,55 @@
           <w:b/>
           <w:bCs/>
         </w:rPr>
-        <w:t>Could look at detecting different types of small rna species e.g., what tamirna does in their reads classification table</w:t>
+        <w:t xml:space="preserve">Could look at detecting different types of small </w:t>
+      </w:r>
+      <w:proofErr w:type="spellStart"/>
+      <w:r>
+        <w:rPr>
+          <w:b/>
+          <w:bCs/>
+        </w:rPr>
+        <w:t>rna</w:t>
+      </w:r>
+      <w:proofErr w:type="spellEnd"/>
+      <w:r>
+        <w:rPr>
+          <w:b/>
+          <w:bCs/>
+        </w:rPr>
+        <w:t xml:space="preserve"> species e.g., what </w:t>
+      </w:r>
+      <w:proofErr w:type="spellStart"/>
+      <w:r>
+        <w:rPr>
+          <w:b/>
+          <w:bCs/>
+        </w:rPr>
+        <w:t>tamirna</w:t>
+      </w:r>
+      <w:proofErr w:type="spellEnd"/>
+      <w:r>
+        <w:rPr>
+          <w:b/>
+          <w:bCs/>
+        </w:rPr>
+        <w:t xml:space="preserve"> does in their </w:t>
+      </w:r>
+      <w:proofErr w:type="gramStart"/>
+      <w:r>
+        <w:rPr>
+          <w:b/>
+          <w:bCs/>
+        </w:rPr>
+        <w:t>reads</w:t>
+      </w:r>
+      <w:proofErr w:type="gramEnd"/>
+      <w:r>
+        <w:rPr>
+          <w:b/>
+          <w:bCs/>
+        </w:rPr>
+        <w:t xml:space="preserve"> classification table</w:t>
       </w:r>
     </w:p>
     <w:sectPr>
@@ -242,6 +502,119 @@
     </w:lvl>
   </w:abstractNum>
   <w:abstractNum w:abstractNumId="1" w15:restartNumberingAfterBreak="0">
+    <w:nsid w:val="15701FE9"/>
+    <w:multiLevelType w:val="hybridMultilevel"/>
+    <w:tmpl w:val="B3A43F72"/>
+    <w:lvl w:ilvl="0" w:tplc="08090001">
+      <w:start w:val="1"/>
+      <w:numFmt w:val="bullet"/>
+      <w:lvlText w:val=""/>
+      <w:lvlJc w:val="left"/>
+      <w:pPr>
+        <w:ind w:left="1080" w:hanging="360"/>
+      </w:pPr>
+      <w:rPr>
+        <w:rFonts w:ascii="Symbol" w:hAnsi="Symbol" w:hint="default"/>
+      </w:rPr>
+    </w:lvl>
+    <w:lvl w:ilvl="1" w:tplc="08090003">
+      <w:start w:val="1"/>
+      <w:numFmt w:val="bullet"/>
+      <w:lvlText w:val="o"/>
+      <w:lvlJc w:val="left"/>
+      <w:pPr>
+        <w:ind w:left="1800" w:hanging="360"/>
+      </w:pPr>
+      <w:rPr>
+        <w:rFonts w:ascii="Courier New" w:hAnsi="Courier New" w:cs="Courier New" w:hint="default"/>
+      </w:rPr>
+    </w:lvl>
+    <w:lvl w:ilvl="2" w:tplc="08090005" w:tentative="1">
+      <w:start w:val="1"/>
+      <w:numFmt w:val="bullet"/>
+      <w:lvlText w:val=""/>
+      <w:lvlJc w:val="left"/>
+      <w:pPr>
+        <w:ind w:left="2520" w:hanging="360"/>
+      </w:pPr>
+      <w:rPr>
+        <w:rFonts w:ascii="Wingdings" w:hAnsi="Wingdings" w:hint="default"/>
+      </w:rPr>
+    </w:lvl>
+    <w:lvl w:ilvl="3" w:tplc="08090001" w:tentative="1">
+      <w:start w:val="1"/>
+      <w:numFmt w:val="bullet"/>
+      <w:lvlText w:val=""/>
+      <w:lvlJc w:val="left"/>
+      <w:pPr>
+        <w:ind w:left="3240" w:hanging="360"/>
+      </w:pPr>
+      <w:rPr>
+        <w:rFonts w:ascii="Symbol" w:hAnsi="Symbol" w:hint="default"/>
+      </w:rPr>
+    </w:lvl>
+    <w:lvl w:ilvl="4" w:tplc="08090003" w:tentative="1">
+      <w:start w:val="1"/>
+      <w:numFmt w:val="bullet"/>
+      <w:lvlText w:val="o"/>
+      <w:lvlJc w:val="left"/>
+      <w:pPr>
+        <w:ind w:left="3960" w:hanging="360"/>
+      </w:pPr>
+      <w:rPr>
+        <w:rFonts w:ascii="Courier New" w:hAnsi="Courier New" w:cs="Courier New" w:hint="default"/>
+      </w:rPr>
+    </w:lvl>
+    <w:lvl w:ilvl="5" w:tplc="08090005" w:tentative="1">
+      <w:start w:val="1"/>
+      <w:numFmt w:val="bullet"/>
+      <w:lvlText w:val=""/>
+      <w:lvlJc w:val="left"/>
+      <w:pPr>
+        <w:ind w:left="4680" w:hanging="360"/>
+      </w:pPr>
+      <w:rPr>
+        <w:rFonts w:ascii="Wingdings" w:hAnsi="Wingdings" w:hint="default"/>
+      </w:rPr>
+    </w:lvl>
+    <w:lvl w:ilvl="6" w:tplc="08090001" w:tentative="1">
+      <w:start w:val="1"/>
+      <w:numFmt w:val="bullet"/>
+      <w:lvlText w:val=""/>
+      <w:lvlJc w:val="left"/>
+      <w:pPr>
+        <w:ind w:left="5400" w:hanging="360"/>
+      </w:pPr>
+      <w:rPr>
+        <w:rFonts w:ascii="Symbol" w:hAnsi="Symbol" w:hint="default"/>
+      </w:rPr>
+    </w:lvl>
+    <w:lvl w:ilvl="7" w:tplc="08090003" w:tentative="1">
+      <w:start w:val="1"/>
+      <w:numFmt w:val="bullet"/>
+      <w:lvlText w:val="o"/>
+      <w:lvlJc w:val="left"/>
+      <w:pPr>
+        <w:ind w:left="6120" w:hanging="360"/>
+      </w:pPr>
+      <w:rPr>
+        <w:rFonts w:ascii="Courier New" w:hAnsi="Courier New" w:cs="Courier New" w:hint="default"/>
+      </w:rPr>
+    </w:lvl>
+    <w:lvl w:ilvl="8" w:tplc="08090005" w:tentative="1">
+      <w:start w:val="1"/>
+      <w:numFmt w:val="bullet"/>
+      <w:lvlText w:val=""/>
+      <w:lvlJc w:val="left"/>
+      <w:pPr>
+        <w:ind w:left="6840" w:hanging="360"/>
+      </w:pPr>
+      <w:rPr>
+        <w:rFonts w:ascii="Wingdings" w:hAnsi="Wingdings" w:hint="default"/>
+      </w:rPr>
+    </w:lvl>
+  </w:abstractNum>
+  <w:abstractNum w:abstractNumId="2" w15:restartNumberingAfterBreak="0">
     <w:nsid w:val="2A1221BB"/>
     <w:multiLevelType w:val="hybridMultilevel"/>
     <w:tmpl w:val="7E0CF6CC"/>
@@ -354,7 +727,120 @@
       </w:rPr>
     </w:lvl>
   </w:abstractNum>
-  <w:abstractNum w:abstractNumId="2" w15:restartNumberingAfterBreak="0">
+  <w:abstractNum w:abstractNumId="3" w15:restartNumberingAfterBreak="0">
+    <w:nsid w:val="35A65123"/>
+    <w:multiLevelType w:val="hybridMultilevel"/>
+    <w:tmpl w:val="032C2BC4"/>
+    <w:lvl w:ilvl="0" w:tplc="08090001">
+      <w:start w:val="1"/>
+      <w:numFmt w:val="bullet"/>
+      <w:lvlText w:val=""/>
+      <w:lvlJc w:val="left"/>
+      <w:pPr>
+        <w:ind w:left="720" w:hanging="360"/>
+      </w:pPr>
+      <w:rPr>
+        <w:rFonts w:ascii="Symbol" w:hAnsi="Symbol" w:hint="default"/>
+      </w:rPr>
+    </w:lvl>
+    <w:lvl w:ilvl="1" w:tplc="08090003">
+      <w:start w:val="1"/>
+      <w:numFmt w:val="bullet"/>
+      <w:lvlText w:val="o"/>
+      <w:lvlJc w:val="left"/>
+      <w:pPr>
+        <w:ind w:left="1440" w:hanging="360"/>
+      </w:pPr>
+      <w:rPr>
+        <w:rFonts w:ascii="Courier New" w:hAnsi="Courier New" w:cs="Courier New" w:hint="default"/>
+      </w:rPr>
+    </w:lvl>
+    <w:lvl w:ilvl="2" w:tplc="08090005" w:tentative="1">
+      <w:start w:val="1"/>
+      <w:numFmt w:val="bullet"/>
+      <w:lvlText w:val=""/>
+      <w:lvlJc w:val="left"/>
+      <w:pPr>
+        <w:ind w:left="2160" w:hanging="360"/>
+      </w:pPr>
+      <w:rPr>
+        <w:rFonts w:ascii="Wingdings" w:hAnsi="Wingdings" w:hint="default"/>
+      </w:rPr>
+    </w:lvl>
+    <w:lvl w:ilvl="3" w:tplc="08090001" w:tentative="1">
+      <w:start w:val="1"/>
+      <w:numFmt w:val="bullet"/>
+      <w:lvlText w:val=""/>
+      <w:lvlJc w:val="left"/>
+      <w:pPr>
+        <w:ind w:left="2880" w:hanging="360"/>
+      </w:pPr>
+      <w:rPr>
+        <w:rFonts w:ascii="Symbol" w:hAnsi="Symbol" w:hint="default"/>
+      </w:rPr>
+    </w:lvl>
+    <w:lvl w:ilvl="4" w:tplc="08090003" w:tentative="1">
+      <w:start w:val="1"/>
+      <w:numFmt w:val="bullet"/>
+      <w:lvlText w:val="o"/>
+      <w:lvlJc w:val="left"/>
+      <w:pPr>
+        <w:ind w:left="3600" w:hanging="360"/>
+      </w:pPr>
+      <w:rPr>
+        <w:rFonts w:ascii="Courier New" w:hAnsi="Courier New" w:cs="Courier New" w:hint="default"/>
+      </w:rPr>
+    </w:lvl>
+    <w:lvl w:ilvl="5" w:tplc="08090005" w:tentative="1">
+      <w:start w:val="1"/>
+      <w:numFmt w:val="bullet"/>
+      <w:lvlText w:val=""/>
+      <w:lvlJc w:val="left"/>
+      <w:pPr>
+        <w:ind w:left="4320" w:hanging="360"/>
+      </w:pPr>
+      <w:rPr>
+        <w:rFonts w:ascii="Wingdings" w:hAnsi="Wingdings" w:hint="default"/>
+      </w:rPr>
+    </w:lvl>
+    <w:lvl w:ilvl="6" w:tplc="08090001" w:tentative="1">
+      <w:start w:val="1"/>
+      <w:numFmt w:val="bullet"/>
+      <w:lvlText w:val=""/>
+      <w:lvlJc w:val="left"/>
+      <w:pPr>
+        <w:ind w:left="5040" w:hanging="360"/>
+      </w:pPr>
+      <w:rPr>
+        <w:rFonts w:ascii="Symbol" w:hAnsi="Symbol" w:hint="default"/>
+      </w:rPr>
+    </w:lvl>
+    <w:lvl w:ilvl="7" w:tplc="08090003" w:tentative="1">
+      <w:start w:val="1"/>
+      <w:numFmt w:val="bullet"/>
+      <w:lvlText w:val="o"/>
+      <w:lvlJc w:val="left"/>
+      <w:pPr>
+        <w:ind w:left="5760" w:hanging="360"/>
+      </w:pPr>
+      <w:rPr>
+        <w:rFonts w:ascii="Courier New" w:hAnsi="Courier New" w:cs="Courier New" w:hint="default"/>
+      </w:rPr>
+    </w:lvl>
+    <w:lvl w:ilvl="8" w:tplc="08090005" w:tentative="1">
+      <w:start w:val="1"/>
+      <w:numFmt w:val="bullet"/>
+      <w:lvlText w:val=""/>
+      <w:lvlJc w:val="left"/>
+      <w:pPr>
+        <w:ind w:left="6480" w:hanging="360"/>
+      </w:pPr>
+      <w:rPr>
+        <w:rFonts w:ascii="Wingdings" w:hAnsi="Wingdings" w:hint="default"/>
+      </w:rPr>
+    </w:lvl>
+  </w:abstractNum>
+  <w:abstractNum w:abstractNumId="4" w15:restartNumberingAfterBreak="0">
     <w:nsid w:val="692B5E95"/>
     <w:multiLevelType w:val="hybridMultilevel"/>
     <w:tmpl w:val="6AD03B7C"/>
@@ -467,7 +953,7 @@
       </w:rPr>
     </w:lvl>
   </w:abstractNum>
-  <w:abstractNum w:abstractNumId="3" w15:restartNumberingAfterBreak="0">
+  <w:abstractNum w:abstractNumId="5" w15:restartNumberingAfterBreak="0">
     <w:nsid w:val="746A5C0A"/>
     <w:multiLevelType w:val="hybridMultilevel"/>
     <w:tmpl w:val="50DEA51A"/>
@@ -580,7 +1066,7 @@
       </w:rPr>
     </w:lvl>
   </w:abstractNum>
-  <w:abstractNum w:abstractNumId="4" w15:restartNumberingAfterBreak="0">
+  <w:abstractNum w:abstractNumId="6" w15:restartNumberingAfterBreak="0">
     <w:nsid w:val="797425C7"/>
     <w:multiLevelType w:val="hybridMultilevel"/>
     <w:tmpl w:val="1316934A"/>
@@ -667,19 +1153,25 @@
     </w:lvl>
   </w:abstractNum>
   <w:num w:numId="1" w16cid:durableId="853226515">
-    <w:abstractNumId w:val="3"/>
+    <w:abstractNumId w:val="5"/>
   </w:num>
   <w:num w:numId="2" w16cid:durableId="1597787845">
-    <w:abstractNumId w:val="1"/>
+    <w:abstractNumId w:val="2"/>
   </w:num>
   <w:num w:numId="3" w16cid:durableId="1477526337">
-    <w:abstractNumId w:val="2"/>
+    <w:abstractNumId w:val="4"/>
   </w:num>
   <w:num w:numId="4" w16cid:durableId="2027368701">
     <w:abstractNumId w:val="0"/>
   </w:num>
   <w:num w:numId="5" w16cid:durableId="223413464">
-    <w:abstractNumId w:val="4"/>
+    <w:abstractNumId w:val="6"/>
+  </w:num>
+  <w:num w:numId="6" w16cid:durableId="726685134">
+    <w:abstractNumId w:val="1"/>
+  </w:num>
+  <w:num w:numId="7" w16cid:durableId="77021429">
+    <w:abstractNumId w:val="3"/>
   </w:num>
 </w:numbering>
 </file>
